--- a/backend/app/reference.docx
+++ b/backend/app/reference.docx
@@ -488,7 +488,7 @@
         <w:rFonts w:asciiTheme="minorHAnsi" w:eastAsiaTheme="minorEastAsia" w:hAnsiTheme="minorHAnsi" w:cstheme="minorBidi"/>
         <w:sz w:val="24"/>
         <w:szCs w:val="24"/>
-        <w:lang w:val="en-US" w:eastAsia="zh-CN" w:bidi="ar-SA"/>
+        <w:lang w:val="de-DE" w:eastAsia="zh-CN" w:bidi="ar-SA"/>
       </w:rPr>
     </w:rPrDefault>
     <w:pPrDefault>
